--- a/kccn-sct-vn/skills/kccn-sct-vn/vi-du-thuc-te/2026.08.07. Nhiệm vụ cần triển khai trong tuần 10.8-16.8.2026 về CCN, KCN.docx
+++ b/kccn-sct-vn/skills/kccn-sct-vn/vi-du-thuc-te/2026.08.07. Nhiệm vụ cần triển khai trong tuần 10.8-16.8.2026 về CCN, KCN.docx
@@ -452,7 +452,7 @@
           <w:sz w:val="28"/>
           <w:szCs w:val="28"/>
         </w:rPr>
-        <w:t xml:space="preserve">- Theo dõi kết quả thẩm định điều chỉnh cục bộ Quy hoạch phân khu Khu công nghiệp Phú Xuân, Phú Xuân 1 (Sở đã tham gia ý kiến tại 4553/SCT-CN ngày 29/7/2026) và phương án cấp điện hai khu (4607/SCT-NL ngày 31/7/2026); đôn đốc thủ tục sau chấp thuận chủ trương đầu tư của 05 khu công nghiệp mới.</w:t>
+        <w:t xml:space="preserve">- Khu công nghiệp Phú Xuân, Phú Xuân 1: Ban Quản lý Khu kinh tế tỉnh đã phê duyệt Điều chỉnh cục bộ Quy hoạch phân khu tại Quyết định 129/QĐ-BQL và 130/QĐ-BQL cùng ngày 06/8/2026 (nhà máy xử lý nước thải tập trung chung 02 khu công suất 45.000 m3/ngđ đặt tại Phú Xuân; nhà máy nước 70.000 m3/ngđ đặt tại Phú Xuân 1; 01 trạm biến áp 110kV dùng chung, phù hợp phương án cấp điện Sở đã báo cáo tại 4607/SCT-NL ngày 31/7/2026). Theo dõi công bố quy hoạch, cắm mốc giới; đôn đốc thủ tục tái định cư, giải phóng mặt bằng sau điều chỉnh; đôn đốc thủ tục sau chấp thuận chủ trương đầu tư của 05 khu công nghiệp mới.</w:t>
       </w:r>
     </w:p>
     <w:p>
